--- a/docs/testing/08_Verificacion_Documentacion_API.docx
+++ b/docs/testing/08_Verificacion_Documentacion_API.docx
@@ -360,7 +360,7 @@
                 <w:sz w:val="19"/>
                 <w:szCs w:val="19"/>
               </w:rPr>
-              <w:t xml:space="preserve">14 de octubre de 2026, 12:51 a. m.</w:t>
+              <w:t xml:space="preserve">28 de octubre de 2026, 2:38 a. m.</w:t>
             </w:r>
           </w:p>
         </w:tc>
@@ -431,7 +431,7 @@
                 <w:sz w:val="19"/>
                 <w:szCs w:val="19"/>
               </w:rPr>
-              <w:t xml:space="preserve">rama sprint_4, commit d1ed711 (más 145 archivos con cambios sin commit)</w:t>
+              <w:t xml:space="preserve">rama cobertura-pruebas, commit 000f31c (más 58 archivos con cambios sin commit)</w:t>
             </w:r>
           </w:p>
         </w:tc>
@@ -5590,7 +5590,7 @@
                 <w:sz w:val="19"/>
                 <w:szCs w:val="19"/>
               </w:rPr>
-              <w:t xml:space="preserve">APROBADA  ·  duración 0.3 s  ·  14/10/26, 12:56:37 a. m. (hora de Colombia)</w:t>
+              <w:t xml:space="preserve">APROBADA  ·  duración 0.4 s  ·  28/10/26, 2:47:47 a. m. (hora de Colombia)</w:t>
             </w:r>
           </w:p>
         </w:tc>
@@ -6795,7 +6795,7 @@
                 <w:sz w:val="19"/>
                 <w:szCs w:val="19"/>
               </w:rPr>
-              <w:t xml:space="preserve">APROBADA  ·  duración 2.9 s  ·  14/10/26, 12:56:40 a. m. (hora de Colombia)</w:t>
+              <w:t xml:space="preserve">APROBADA  ·  duración 11.9 s  ·  28/10/26, 2:47:59 a. m. (hora de Colombia)</w:t>
             </w:r>
           </w:p>
         </w:tc>
@@ -8351,7 +8351,7 @@
                 <w:sz w:val="19"/>
                 <w:szCs w:val="19"/>
               </w:rPr>
-              <w:t xml:space="preserve">APROBADA  ·  duración 4.2 s  ·  14/10/26, 12:56:44 a. m. (hora de Colombia)</w:t>
+              <w:t xml:space="preserve">APROBADA  ·  duración 12.7 s  ·  28/10/26, 2:48:12 a. m. (hora de Colombia)</w:t>
             </w:r>
           </w:p>
         </w:tc>
@@ -9531,7 +9531,7 @@
                 <w:sz w:val="19"/>
                 <w:szCs w:val="19"/>
               </w:rPr>
-              <w:t xml:space="preserve">APROBADA  ·  duración 2.9 s  ·  14/10/26, 1:00:06 a. m. (hora de Colombia)</w:t>
+              <w:t xml:space="preserve">APROBADA  ·  duración 8.7 s  ·  28/10/26, 2:54:28 a. m. (hora de Colombia)</w:t>
             </w:r>
           </w:p>
         </w:tc>
@@ -9548,7 +9548,7 @@
           <wp:inline distT="0" distB="0" distL="0" distR="0">
             <wp:extent cx="5715000" cy="4181475"/>
             <wp:effectExtent t="0" r="0" b="0" l="0"/>
-            <wp:docPr id="6" name="" descr="" title=""/>
+            <wp:docPr id="7" name="" descr="" title=""/>
             <wp:cNvGraphicFramePr>
               <a:graphicFrameLocks xmlns:a="http://schemas.openxmlformats.org/drawingml/2006/main" noChangeAspect="1"/>
             </wp:cNvGraphicFramePr>
@@ -9612,7 +9612,7 @@
           <wp:inline distT="0" distB="0" distL="0" distR="0">
             <wp:extent cx="2476500" cy="4953000"/>
             <wp:effectExtent t="0" r="0" b="0" l="0"/>
-            <wp:docPr id="7" name="" descr="" title=""/>
+            <wp:docPr id="8" name="" descr="" title=""/>
             <wp:cNvGraphicFramePr>
               <a:graphicFrameLocks xmlns:a="http://schemas.openxmlformats.org/drawingml/2006/main" noChangeAspect="1"/>
             </wp:cNvGraphicFramePr>
@@ -9676,7 +9676,7 @@
           <wp:inline distT="0" distB="0" distL="0" distR="0">
             <wp:extent cx="5715000" cy="2705100"/>
             <wp:effectExtent t="0" r="0" b="0" l="0"/>
-            <wp:docPr id="8" name="" descr="" title=""/>
+            <wp:docPr id="9" name="" descr="" title=""/>
             <wp:cNvGraphicFramePr>
               <a:graphicFrameLocks xmlns:a="http://schemas.openxmlformats.org/drawingml/2006/main" noChangeAspect="1"/>
             </wp:cNvGraphicFramePr>
@@ -9740,7 +9740,7 @@
           <wp:inline distT="0" distB="0" distL="0" distR="0">
             <wp:extent cx="2219325" cy="4953000"/>
             <wp:effectExtent t="0" r="0" b="0" l="0"/>
-            <wp:docPr id="9" name="" descr="" title=""/>
+            <wp:docPr id="10" name="" descr="" title=""/>
             <wp:cNvGraphicFramePr>
               <a:graphicFrameLocks xmlns:a="http://schemas.openxmlformats.org/drawingml/2006/main" noChangeAspect="1"/>
             </wp:cNvGraphicFramePr>
@@ -10816,7 +10816,7 @@
                 <w:sz w:val="19"/>
                 <w:szCs w:val="19"/>
               </w:rPr>
-              <w:t xml:space="preserve">APROBADA  ·  duración 8.2 s  ·  14/10/26, 12:51:54 a. m. (hora de Colombia)</w:t>
+              <w:t xml:space="preserve">APROBADA  ·  duración 15.6 s  ·  28/10/26, 2:38:16 a. m. (hora de Colombia)</w:t>
             </w:r>
           </w:p>
         </w:tc>
@@ -11807,7 +11807,7 @@
                 <w:sz w:val="19"/>
                 <w:szCs w:val="19"/>
               </w:rPr>
-              <w:t xml:space="preserve">APROBADA  ·  duración 12.6 s  ·  14/10/26, 12:52:06 a. m. (hora de Colombia)</w:t>
+              <w:t xml:space="preserve">APROBADA  ·  duración 58.2 s  ·  28/10/26, 2:39:14 a. m. (hora de Colombia)</w:t>
             </w:r>
           </w:p>
         </w:tc>
